--- a/producao/docs/docx/manual-fluxo-envio-e-triagem.docx
+++ b/producao/docs/docx/manual-fluxo-envio-e-triagem.docx
@@ -141,82 +141,77 @@
         <w:t>Os gestores deverão organizar o pacote digital de transmissão obedecendo à seguinte estrutura padronizada de diretórios:</w:t>
       </w:r>
     </w:p>
-    <w:tbl>
-      <w:tblPr>
-        <w:tblW w:type="auto" w:w="0"/>
-        <w:jc w:val="center"/>
-        <w:tblLook w:firstColumn="1" w:firstRow="1" w:lastColumn="0" w:lastRow="0" w:noHBand="0" w:noVBand="1" w:val="04A0"/>
-        <w:tblBorders>
-          <w:top w:val="single" w:sz="4" w:space="0" w:color="CCCCCC"/>
-          <w:bottom w:val="single" w:sz="4" w:space="0" w:color="CCCCCC"/>
-          <w:left w:val="single" w:sz="12" w:space="0" w:color="003366"/>
-          <w:right w:val="single" w:sz="4" w:space="0" w:color="CCCCCC"/>
-          <w:insideH w:val="none"/>
-          <w:insideV w:val="none"/>
-        </w:tblBorders>
-      </w:tblPr>
-      <w:tblGrid>
-        <w:gridCol w:w="9405"/>
-      </w:tblGrid>
-      <w:tr>
-        <w:tc>
-          <w:tcPr>
-            <w:tcW w:type="dxa" w:w="9405"/>
-            <w:shd w:fill="F4F6F8"/>
-            <w:tcMar>
-              <w:top w:w="120" w:type="dxa"/>
-              <w:bottom w:w="120" w:type="dxa"/>
-              <w:left w:w="180" w:type="dxa"/>
-              <w:right w:w="180" w:type="dxa"/>
-            </w:tcMar>
-          </w:tcPr>
-          <w:p>
-            <w:pPr>
-              <w:spacing w:line="240" w:lineRule="auto" w:before="80" w:after="80"/>
-              <w:ind w:firstLine="0"/>
-            </w:pPr>
-            <w:r>
-              <w:rPr>
-                <w:rFonts w:ascii="Consolas" w:hAnsi="Consolas"/>
-                <w:color w:val="1E1E1E"/>
-                <w:sz w:val="19"/>
-              </w:rPr>
-              <w:t>[PACOTE_ENVIO_ANO_BASE]/</w:t>
-              <w:br/>
-              <w:t>├── 01_DOCUMENTOS_OBRIGATORIOS/</w:t>
-              <w:br/>
-              <w:t>│   ├── [COD_IBGE]_[SIGLA_UC]_OFICIO_2025.pdf</w:t>
-              <w:br/>
-              <w:t>│   └── [COD_IBGE]_[SIGLA_UC]_DECLARACAO_2025.pdf</w:t>
-              <w:br/>
-              <w:t>├── 02_MODULO_I_AMBIENTAL/</w:t>
-              <w:br/>
-              <w:t>│   └── [COD_IBGE]_[SIGLA_UC]_Q1_2025.pdf</w:t>
-              <w:br/>
-              <w:t>├── 03_MODULO_II_GEOTECNOLOGIAS/</w:t>
-              <w:br/>
-              <w:t>│   └── [COD_IBGE]_[SIGLA_UC]_VETOR_2025.zip</w:t>
-              <w:br/>
-              <w:t>├── 04_MODULO_III_GESTAO/</w:t>
-              <w:br/>
-              <w:t>│   ├── [COD_IBGE]_[SIGLA_UC]_Q3_2025.pdf</w:t>
-              <w:br/>
-              <w:t>│   ├── [COD_IBGE]_[SIGLA_UC]_ATAS_CONSELHO_2025.pdf</w:t>
-              <w:br/>
-              <w:t>│   └── [COD_IBGE]_[SIGLA_UC]_PLANO_GESTAO.pdf</w:t>
-              <w:br/>
-              <w:t>└── 05_MODULO_IV_FUNDIARIO_RPPN/</w:t>
-              <w:br/>
-              <w:t xml:space="preserve">    └── [COD_IBGE]_[SIGLA_UC]_MATRICULA_RGI.pdf</w:t>
-            </w:r>
-          </w:p>
-        </w:tc>
-      </w:tr>
-    </w:tbl>
     <w:p>
       <w:pPr>
-        <w:spacing w:after="120" w:line="240" w:lineRule="auto"/>
+        <w:spacing w:before="240" w:after="80"/>
+        <w:ind w:firstLine="0"/>
+        <w:jc w:val="center"/>
       </w:pPr>
+      <w:r>
+        <w:rPr>
+          <w:rFonts w:ascii="Times New Roman" w:hAnsi="Times New Roman"/>
+          <w:b/>
+          <w:sz w:val="20"/>
+        </w:rPr>
+        <w:t>Figura 1: Estrutura de Diretórios do Pacote Digital de Envio no SEINUC/PA</w:t>
+      </w:r>
+    </w:p>
+    <w:p>
+      <w:pPr>
+        <w:spacing w:before="40" w:after="80"/>
+        <w:ind w:firstLine="0"/>
+        <w:jc w:val="center"/>
+      </w:pPr>
+      <w:r>
+        <w:drawing>
+          <wp:inline xmlns:a="http://schemas.openxmlformats.org/drawingml/2006/main" xmlns:pic="http://schemas.openxmlformats.org/drawingml/2006/picture">
+            <wp:extent cx="5669280" cy="2141728"/>
+            <wp:docPr id="1" name="Picture 1"/>
+            <wp:cNvGraphicFramePr>
+              <a:graphicFrameLocks noChangeAspect="1"/>
+            </wp:cNvGraphicFramePr>
+            <a:graphic>
+              <a:graphicData uri="http://schemas.openxmlformats.org/drawingml/2006/picture">
+                <pic:pic>
+                  <pic:nvPicPr>
+                    <pic:cNvPr id="0" name="diagrama_estrutura_pacote.png"/>
+                    <pic:cNvPicPr/>
+                  </pic:nvPicPr>
+                  <pic:blipFill>
+                    <a:blip r:embed="rId11"/>
+                    <a:stretch>
+                      <a:fillRect/>
+                    </a:stretch>
+                  </pic:blipFill>
+                  <pic:spPr>
+                    <a:xfrm>
+                      <a:off x="0" y="0"/>
+                      <a:ext cx="5669280" cy="2141728"/>
+                    </a:xfrm>
+                    <a:prstGeom prst="rect"/>
+                  </pic:spPr>
+                </pic:pic>
+              </a:graphicData>
+            </a:graphic>
+          </wp:inline>
+        </w:drawing>
+      </w:r>
+    </w:p>
+    <w:p>
+      <w:pPr>
+        <w:spacing w:before="40" w:after="240"/>
+        <w:ind w:firstLine="0"/>
+        <w:jc w:val="center"/>
+      </w:pPr>
+      <w:r>
+        <w:rPr>
+          <w:rFonts w:ascii="Times New Roman" w:hAnsi="Times New Roman"/>
+          <w:i/>
+          <w:color w:val="646464"/>
+          <w:sz w:val="19"/>
+        </w:rPr>
+        <w:t>Fonte: Elaboração própria / SEINUC/PA (2026).</w:t>
+      </w:r>
     </w:p>
     <w:p>
       <w:pPr>
@@ -1855,6 +1850,94 @@
         <w:t xml:space="preserve"> — Intempestividade não justificada ou ausência de Ofício ou Declaração de Veracidade.</w:t>
       </w:r>
     </w:p>
+    <w:p>
+      <w:pPr>
+        <w:spacing w:line="360" w:lineRule="auto" w:before="240" w:after="120"/>
+        <w:ind w:firstLine="0"/>
+        <w:jc w:val="left"/>
+      </w:pPr>
+      <w:r>
+        <w:rPr>
+          <w:rFonts w:ascii="Times New Roman" w:hAnsi="Times New Roman"/>
+          <w:b/>
+          <w:i w:val="0"/>
+          <w:sz w:val="24"/>
+        </w:rPr>
+        <w:t>6. Fluxo Operacional Anual de Envio, Avaliação e Homologação</w:t>
+      </w:r>
+    </w:p>
+    <w:p>
+      <w:pPr>
+        <w:spacing w:before="240" w:after="80"/>
+        <w:ind w:firstLine="0"/>
+        <w:jc w:val="center"/>
+      </w:pPr>
+      <w:r>
+        <w:rPr>
+          <w:rFonts w:ascii="Times New Roman" w:hAnsi="Times New Roman"/>
+          <w:b/>
+          <w:sz w:val="20"/>
+        </w:rPr>
+        <w:t>Figura 2: Fluxo Operacional do Ciclo Anual de Envio, Avaliação e Homologação do ICMS Ecológico</w:t>
+      </w:r>
+    </w:p>
+    <w:p>
+      <w:pPr>
+        <w:spacing w:before="40" w:after="80"/>
+        <w:ind w:firstLine="0"/>
+        <w:jc w:val="center"/>
+      </w:pPr>
+      <w:r>
+        <w:drawing>
+          <wp:inline xmlns:a="http://schemas.openxmlformats.org/drawingml/2006/main" xmlns:pic="http://schemas.openxmlformats.org/drawingml/2006/picture">
+            <wp:extent cx="5669280" cy="1247242"/>
+            <wp:docPr id="2" name="Picture 2"/>
+            <wp:cNvGraphicFramePr>
+              <a:graphicFrameLocks noChangeAspect="1"/>
+            </wp:cNvGraphicFramePr>
+            <a:graphic>
+              <a:graphicData uri="http://schemas.openxmlformats.org/drawingml/2006/picture">
+                <pic:pic>
+                  <pic:nvPicPr>
+                    <pic:cNvPr id="0" name="diagrama_fluxo_operacional.png"/>
+                    <pic:cNvPicPr/>
+                  </pic:nvPicPr>
+                  <pic:blipFill>
+                    <a:blip r:embed="rId12"/>
+                    <a:stretch>
+                      <a:fillRect/>
+                    </a:stretch>
+                  </pic:blipFill>
+                  <pic:spPr>
+                    <a:xfrm>
+                      <a:off x="0" y="0"/>
+                      <a:ext cx="5669280" cy="1247242"/>
+                    </a:xfrm>
+                    <a:prstGeom prst="rect"/>
+                  </pic:spPr>
+                </pic:pic>
+              </a:graphicData>
+            </a:graphic>
+          </wp:inline>
+        </w:drawing>
+      </w:r>
+    </w:p>
+    <w:p>
+      <w:pPr>
+        <w:spacing w:before="40" w:after="240"/>
+        <w:ind w:firstLine="0"/>
+        <w:jc w:val="center"/>
+      </w:pPr>
+      <w:r>
+        <w:rPr>
+          <w:rFonts w:ascii="Times New Roman" w:hAnsi="Times New Roman"/>
+          <w:i/>
+          <w:color w:val="646464"/>
+          <w:sz w:val="19"/>
+        </w:rPr>
+        <w:t>Fonte: Elaboração própria / SEINUC/PA (2026).</w:t>
+      </w:r>
+    </w:p>
     <w:sectPr>
       <w:headerReference w:type="default" r:id="rId9"/>
       <w:footerReference w:type="default" r:id="rId10"/>
